--- a/data/exports/kcet-hyperbola_revision_notes.docx
+++ b/data/exports/kcet-hyperbola_revision_notes.docx
@@ -189,7 +189,7 @@
                 <w:color w:val="2D3748"/>
                 <w:sz w:val="19"/>
               </w:rPr>
-              <w:t>Kcet Hyperbola - Core Application</w:t>
+              <w:t>Asymptotes, Rectangular Hyperbola &amp; Conjugate</w:t>
             </w:r>
           </w:p>
         </w:tc>
@@ -230,7 +230,94 @@
                 <w:color w:val="718096"/>
                 <w:sz w:val="19"/>
               </w:rPr>
-              <w:t>General Concept</w:t>
+              <w:t>Hyperbola</w:t>
+            </w:r>
+          </w:p>
+        </w:tc>
+      </w:tr>
+      <w:tr>
+        <w:tc>
+          <w:tcPr>
+            <w:tcW w:type="dxa" w:w="2160"/>
+            <w:shd w:fill="FFFFFF"/>
+            <w:tcMar>
+              <w:top w:w="80" w:type="dxa"/>
+              <w:bottom w:w="80" w:type="dxa"/>
+              <w:left w:w="150" w:type="dxa"/>
+              <w:right w:w="150" w:type="dxa"/>
+            </w:tcMar>
+          </w:tcPr>
+          <w:p>
+            <w:r>
+              <w:rPr>
+                <w:b/>
+                <w:color w:val="718096"/>
+                <w:sz w:val="19"/>
+              </w:rPr>
+              <w:t>Standard</w:t>
+            </w:r>
+          </w:p>
+        </w:tc>
+        <w:tc>
+          <w:tcPr>
+            <w:tcW w:type="dxa" w:w="4320"/>
+            <w:shd w:fill="FFFFFF"/>
+            <w:tcMar>
+              <w:top w:w="80" w:type="dxa"/>
+              <w:bottom w:w="80" w:type="dxa"/>
+              <w:left w:w="150" w:type="dxa"/>
+              <w:right w:w="150" w:type="dxa"/>
+            </w:tcMar>
+          </w:tcPr>
+          <w:p>
+            <w:r>
+              <w:rPr>
+                <w:b/>
+                <w:color w:val="2D3748"/>
+                <w:sz w:val="19"/>
+              </w:rPr>
+              <w:t>Rectangular Hyperbola &amp; Asymptotes</w:t>
+            </w:r>
+          </w:p>
+        </w:tc>
+        <w:tc>
+          <w:tcPr>
+            <w:tcW w:type="dxa" w:w="1728"/>
+            <w:shd w:fill="FFFFFF"/>
+            <w:tcMar>
+              <w:top w:w="80" w:type="dxa"/>
+              <w:bottom w:w="80" w:type="dxa"/>
+              <w:left w:w="150" w:type="dxa"/>
+              <w:right w:w="150" w:type="dxa"/>
+            </w:tcMar>
+          </w:tcPr>
+          <w:p>
+            <w:r>
+              <w:rPr>
+                <w:sz w:val="19"/>
+              </w:rPr>
+              <w:t>0 PYQs</w:t>
+            </w:r>
+          </w:p>
+        </w:tc>
+        <w:tc>
+          <w:tcPr>
+            <w:tcW w:type="dxa" w:w="1872"/>
+            <w:shd w:fill="FFFFFF"/>
+            <w:tcMar>
+              <w:top w:w="80" w:type="dxa"/>
+              <w:bottom w:w="80" w:type="dxa"/>
+              <w:left w:w="150" w:type="dxa"/>
+              <w:right w:w="150" w:type="dxa"/>
+            </w:tcMar>
+          </w:tcPr>
+          <w:p>
+            <w:r>
+              <w:rPr>
+                <w:color w:val="718096"/>
+                <w:sz w:val="19"/>
+              </w:rPr>
+              <w:t>Asymptotes &amp; Geometry</w:t>
             </w:r>
           </w:p>
         </w:tc>
@@ -311,6 +398,98 @@
           </w:p>
         </w:tc>
       </w:tr>
+      <w:tr>
+        <w:tc>
+          <w:tcPr>
+            <w:tcW w:type="dxa" w:w="3600"/>
+            <w:shd w:fill="F7FAFC"/>
+            <w:tcMar>
+              <w:top w:w="100" w:type="dxa"/>
+              <w:bottom w:w="100" w:type="dxa"/>
+              <w:left w:w="150" w:type="dxa"/>
+              <w:right w:w="150" w:type="dxa"/>
+            </w:tcMar>
+          </w:tcPr>
+          <w:p>
+            <w:r>
+              <w:rPr>
+                <w:b/>
+                <w:color w:val="1A365D"/>
+                <w:sz w:val="19"/>
+              </w:rPr>
+              <w:t>Asymptotes, Rectangular Hyperbola &amp; Conjugate</w:t>
+            </w:r>
+          </w:p>
+        </w:tc>
+        <w:tc>
+          <w:tcPr>
+            <w:tcW w:type="dxa" w:w="6480"/>
+            <w:shd w:fill="F7FAFC"/>
+            <w:tcMar>
+              <w:top w:w="100" w:type="dxa"/>
+              <w:bottom w:w="100" w:type="dxa"/>
+              <w:left w:w="150" w:type="dxa"/>
+              <w:right w:w="150" w:type="dxa"/>
+            </w:tcMar>
+          </w:tcPr>
+          <w:p>
+            <w:r>
+              <w:rPr>
+                <w:rFonts w:ascii="Cambria Math" w:hAnsi="Cambria Math"/>
+                <w:color w:val="2D3748"/>
+                <w:sz w:val="19"/>
+              </w:rPr>
+              <w:t>e = \sqrt{1 + \frac{b^2}{a^2}}, \quad \text{LR} = \frac{2b^2}{a}, \quad \text{Tangent: } y = mx \pm \sqrt{a^2 m^2 - b^2}, \quad \text{Rectangular: } xy = c^2 \implies e = \sqrt{2}</w:t>
+            </w:r>
+          </w:p>
+        </w:tc>
+      </w:tr>
+      <w:tr>
+        <w:tc>
+          <w:tcPr>
+            <w:tcW w:type="dxa" w:w="3600"/>
+            <w:shd w:fill="FFFFFF"/>
+            <w:tcMar>
+              <w:top w:w="100" w:type="dxa"/>
+              <w:bottom w:w="100" w:type="dxa"/>
+              <w:left w:w="150" w:type="dxa"/>
+              <w:right w:w="150" w:type="dxa"/>
+            </w:tcMar>
+          </w:tcPr>
+          <w:p>
+            <w:r>
+              <w:rPr>
+                <w:b/>
+                <w:color w:val="1A365D"/>
+                <w:sz w:val="19"/>
+              </w:rPr>
+              <w:t>Rectangular Hyperbola &amp; Asymptotes</w:t>
+            </w:r>
+          </w:p>
+        </w:tc>
+        <w:tc>
+          <w:tcPr>
+            <w:tcW w:type="dxa" w:w="6480"/>
+            <w:shd w:fill="FFFFFF"/>
+            <w:tcMar>
+              <w:top w:w="100" w:type="dxa"/>
+              <w:bottom w:w="100" w:type="dxa"/>
+              <w:left w:w="150" w:type="dxa"/>
+              <w:right w:w="150" w:type="dxa"/>
+            </w:tcMar>
+          </w:tcPr>
+          <w:p>
+            <w:r>
+              <w:rPr>
+                <w:rFonts w:ascii="Cambria Math" w:hAnsi="Cambria Math"/>
+                <w:color w:val="2D3748"/>
+                <w:sz w:val="19"/>
+              </w:rPr>
+              <w:t>\text{Asymptotes: } \frac{x^2}{a^2} - \frac{y^2}{b^2} = 0 \implies y = \pm \frac{b}{a}x, \quad \text{Rectangular: } a = b \iff e = \sqrt{2}, \quad xy = c^2 \implies (ct, c/t)</w:t>
+            </w:r>
+          </w:p>
+        </w:tc>
+      </w:tr>
     </w:tbl>
     <w:p>
       <w:pPr>
@@ -338,7 +517,7 @@
           <w:color w:val="2B6CB0"/>
           <w:sz w:val="24"/>
         </w:rPr>
-        <w:t>3.1 Kcet Hyperbola - Core Application (Moderate Yield — 3 PYQs)</w:t>
+        <w:t>3.1 Asymptotes, Rectangular Hyperbola &amp; Conjugate (Moderate Yield — 3 PYQs)</w:t>
       </w:r>
     </w:p>
     <w:p>
@@ -353,7 +532,7 @@
         <w:rPr>
           <w:sz w:val="20"/>
         </w:rPr>
-        <w:t>Key problem pattern in Kcet Hyperbola.</w:t>
+        <w:t>Focal distance difference property |SP - S'P| = 2a, eccentricity e &gt; 1, asymptotes y = ± (b / a)x, and rectangular hyperbola.</w:t>
       </w:r>
     </w:p>
     <w:tbl>
@@ -391,7 +570,7 @@
                 <w:color w:val="2D3748"/>
                 <w:sz w:val="19"/>
               </w:rPr>
-              <w:t>Watch for algebraic and sign errors.</w:t>
+              <w:t>For the conjugate hyperbola -(x^2 / a^2) + (y^2 / b^2) = 1, eccentricity is e' = √(1 + a^2/b^2), and (1 / e^2) + (1 / e'^2) = 1.</w:t>
             </w:r>
           </w:p>
         </w:tc>
@@ -432,7 +611,7 @@
                 <w:color w:val="2D3748"/>
                 <w:sz w:val="19"/>
               </w:rPr>
-              <w:t>Verify dimensions and boundary conditions.</w:t>
+              <w:t>The eccentricity of ANY rectangular hyperbola (a = b or xy = c^2) is always uniquely equal to √(2).</w:t>
             </w:r>
           </w:p>
         </w:tc>
@@ -516,6 +695,187 @@
           <w:sz w:val="18"/>
         </w:rPr>
         <w:t xml:space="preserve">[2018 Shift] Q#3 (MCQ): </w:t>
+      </w:r>
+      <w:r>
+        <w:rPr>
+          <w:sz w:val="18"/>
+        </w:rPr>
+        <w:t xml:space="preserve">"The distance between the foci of a hyperbola is 16 and its eccentricity is √(2) . Its equation is..."  </w:t>
+      </w:r>
+      <w:r>
+        <w:rPr>
+          <w:b/>
+          <w:color w:val="2B6CB0"/>
+          <w:sz w:val="18"/>
+        </w:rPr>
+        <w:t>[Ans: N/A]</w:t>
+      </w:r>
+    </w:p>
+    <w:p>
+      <w:pPr>
+        <w:spacing w:after="120"/>
+      </w:pPr>
+    </w:p>
+    <w:p>
+      <w:pPr>
+        <w:pStyle w:val="Heading2"/>
+      </w:pPr>
+      <w:r>
+        <w:rPr>
+          <w:color w:val="2B6CB0"/>
+          <w:sz w:val="24"/>
+        </w:rPr>
+        <w:t>3.2 Rectangular Hyperbola &amp; Asymptotes (Standard Yield — 0 PYQs)</w:t>
+      </w:r>
+    </w:p>
+    <w:p>
+      <w:r>
+        <w:rPr>
+          <w:b/>
+          <w:sz w:val="20"/>
+        </w:rPr>
+        <w:t xml:space="preserve">Core Principle: </w:t>
+      </w:r>
+      <w:r>
+        <w:rPr>
+          <w:sz w:val="20"/>
+        </w:rPr>
+        <w:t>Equations and properties of asymptotes, angle between asymptotes 2 an^-1(b/a), and parametric properties of xy = c^2.</w:t>
+      </w:r>
+    </w:p>
+    <w:tbl>
+      <w:tblPr>
+        <w:tblW w:type="auto" w:w="0"/>
+        <w:jc w:val="center"/>
+        <w:tblLook w:firstColumn="1" w:firstRow="1" w:lastColumn="0" w:lastRow="0" w:noHBand="0" w:noVBand="1" w:val="04A0"/>
+      </w:tblPr>
+      <w:tblGrid>
+        <w:gridCol w:w="10080"/>
+      </w:tblGrid>
+      <w:tr>
+        <w:tc>
+          <w:tcPr>
+            <w:tcW w:type="dxa" w:w="10080"/>
+            <w:shd w:fill="FFF5F5"/>
+            <w:tcMar>
+              <w:top w:w="100" w:type="dxa"/>
+              <w:bottom w:w="100" w:type="dxa"/>
+              <w:left w:w="150" w:type="dxa"/>
+              <w:right w:w="150" w:type="dxa"/>
+            </w:tcMar>
+          </w:tcPr>
+          <w:p>
+            <w:r>
+              <w:rPr>
+                <w:b/>
+                <w:color w:val="C53030"/>
+                <w:sz w:val="19"/>
+              </w:rPr>
+              <w:t xml:space="preserve">⚠️ Common Trap / JEE Pitfall: </w:t>
+            </w:r>
+            <w:r>
+              <w:rPr>
+                <w:color w:val="2D3748"/>
+                <w:sz w:val="19"/>
+              </w:rPr>
+              <w:t>The asymptotes of a hyperbola pass through its CENTER and are parallel to the conjugate hyperbola's asymptotes.</w:t>
+            </w:r>
+          </w:p>
+        </w:tc>
+      </w:tr>
+    </w:tbl>
+    <w:tbl>
+      <w:tblPr>
+        <w:tblW w:type="auto" w:w="0"/>
+        <w:jc w:val="center"/>
+        <w:tblLook w:firstColumn="1" w:firstRow="1" w:lastColumn="0" w:lastRow="0" w:noHBand="0" w:noVBand="1" w:val="04A0"/>
+      </w:tblPr>
+      <w:tblGrid>
+        <w:gridCol w:w="10080"/>
+      </w:tblGrid>
+      <w:tr>
+        <w:tc>
+          <w:tcPr>
+            <w:tcW w:type="dxa" w:w="10080"/>
+            <w:shd w:fill="F0FFF4"/>
+            <w:tcMar>
+              <w:top w:w="100" w:type="dxa"/>
+              <w:bottom w:w="100" w:type="dxa"/>
+              <w:left w:w="150" w:type="dxa"/>
+              <w:right w:w="150" w:type="dxa"/>
+            </w:tcMar>
+          </w:tcPr>
+          <w:p>
+            <w:r>
+              <w:rPr>
+                <w:b/>
+                <w:color w:val="276749"/>
+                <w:sz w:val="19"/>
+              </w:rPr>
+              <w:t xml:space="preserve">💡 Speed Hack / Trick: </w:t>
+            </w:r>
+            <w:r>
+              <w:rPr>
+                <w:color w:val="2D3748"/>
+                <w:sz w:val="19"/>
+              </w:rPr>
+              <w:t>Tangent to rectangular hyperbola xy = c^2 at (ct, c/t) is racxt + yt = 2c.</w:t>
+            </w:r>
+          </w:p>
+        </w:tc>
+      </w:tr>
+    </w:tbl>
+    <w:p>
+      <w:pPr>
+        <w:spacing w:before="120" w:after="40"/>
+      </w:pPr>
+      <w:r>
+        <w:rPr>
+          <w:b/>
+          <w:color w:val="1A365D"/>
+          <w:sz w:val="19"/>
+        </w:rPr>
+        <w:t>Source PYQs testing this concept:</w:t>
+      </w:r>
+    </w:p>
+    <w:p>
+      <w:pPr>
+        <w:pStyle w:val="ListBullet"/>
+        <w:spacing w:after="40"/>
+      </w:pPr>
+      <w:r>
+        <w:rPr>
+          <w:b/>
+          <w:sz w:val="18"/>
+        </w:rPr>
+        <w:t xml:space="preserve">[2026 Shift] Q#1 (MCQ): </w:t>
+      </w:r>
+      <w:r>
+        <w:rPr>
+          <w:sz w:val="18"/>
+        </w:rPr>
+        <w:t xml:space="preserve">"In the figure Statement-I: When α&gt;β ≥ 0 , the section is hyperbola Statement-II: When β&gt;90° , the section is ellip..."  </w:t>
+      </w:r>
+      <w:r>
+        <w:rPr>
+          <w:b/>
+          <w:color w:val="2B6CB0"/>
+          <w:sz w:val="18"/>
+        </w:rPr>
+        <w:t>[Ans: N/A]</w:t>
+      </w:r>
+    </w:p>
+    <w:p>
+      <w:pPr>
+        <w:pStyle w:val="ListBullet"/>
+        <w:spacing w:after="40"/>
+      </w:pPr>
+      <w:r>
+        <w:rPr>
+          <w:b/>
+          <w:sz w:val="18"/>
+        </w:rPr>
+        <w:t xml:space="preserve">[2023 Shift] Q#2 (MCQ): </w:t>
       </w:r>
       <w:r>
         <w:rPr>

--- a/data/exports/kcet-hyperbola_revision_notes.docx
+++ b/data/exports/kcet-hyperbola_revision_notes.docx
@@ -13,7 +13,7 @@
           <w:color w:val="1A365D"/>
           <w:sz w:val="44"/>
         </w:rPr>
-        <w:t>JEE MAIN REVISION MASTER: HYPERBOLA 2026 1 QUESTIONS 1.67% WEIGHTAGE</w:t>
+        <w:t>JEE MAIN REVISION MASTER: HYPERBOLA</w:t>
       </w:r>
     </w:p>
     <w:p>

--- a/data/exports/kcet-hyperbola_revision_notes.docx
+++ b/data/exports/kcet-hyperbola_revision_notes.docx
@@ -189,7 +189,7 @@
                 <w:color w:val="2D3748"/>
                 <w:sz w:val="19"/>
               </w:rPr>
-              <w:t>Asymptotes, Rectangular Hyperbola &amp; Conjugate</w:t>
+              <w:t>Hyperbola: Eccentricity, Foci &amp; Rectangular Hyperbola</w:t>
             </w:r>
           </w:p>
         </w:tc>
@@ -230,94 +230,7 @@
                 <w:color w:val="718096"/>
                 <w:sz w:val="19"/>
               </w:rPr>
-              <w:t>Hyperbola</w:t>
-            </w:r>
-          </w:p>
-        </w:tc>
-      </w:tr>
-      <w:tr>
-        <w:tc>
-          <w:tcPr>
-            <w:tcW w:type="dxa" w:w="2160"/>
-            <w:shd w:fill="FFFFFF"/>
-            <w:tcMar>
-              <w:top w:w="80" w:type="dxa"/>
-              <w:bottom w:w="80" w:type="dxa"/>
-              <w:left w:w="150" w:type="dxa"/>
-              <w:right w:w="150" w:type="dxa"/>
-            </w:tcMar>
-          </w:tcPr>
-          <w:p>
-            <w:r>
-              <w:rPr>
-                <w:b/>
-                <w:color w:val="718096"/>
-                <w:sz w:val="19"/>
-              </w:rPr>
-              <w:t>Standard</w:t>
-            </w:r>
-          </w:p>
-        </w:tc>
-        <w:tc>
-          <w:tcPr>
-            <w:tcW w:type="dxa" w:w="4320"/>
-            <w:shd w:fill="FFFFFF"/>
-            <w:tcMar>
-              <w:top w:w="80" w:type="dxa"/>
-              <w:bottom w:w="80" w:type="dxa"/>
-              <w:left w:w="150" w:type="dxa"/>
-              <w:right w:w="150" w:type="dxa"/>
-            </w:tcMar>
-          </w:tcPr>
-          <w:p>
-            <w:r>
-              <w:rPr>
-                <w:b/>
-                <w:color w:val="2D3748"/>
-                <w:sz w:val="19"/>
-              </w:rPr>
-              <w:t>Rectangular Hyperbola &amp; Asymptotes</w:t>
-            </w:r>
-          </w:p>
-        </w:tc>
-        <w:tc>
-          <w:tcPr>
-            <w:tcW w:type="dxa" w:w="1728"/>
-            <w:shd w:fill="FFFFFF"/>
-            <w:tcMar>
-              <w:top w:w="80" w:type="dxa"/>
-              <w:bottom w:w="80" w:type="dxa"/>
-              <w:left w:w="150" w:type="dxa"/>
-              <w:right w:w="150" w:type="dxa"/>
-            </w:tcMar>
-          </w:tcPr>
-          <w:p>
-            <w:r>
-              <w:rPr>
-                <w:sz w:val="19"/>
-              </w:rPr>
-              <w:t>0 PYQs</w:t>
-            </w:r>
-          </w:p>
-        </w:tc>
-        <w:tc>
-          <w:tcPr>
-            <w:tcW w:type="dxa" w:w="1872"/>
-            <w:shd w:fill="FFFFFF"/>
-            <w:tcMar>
-              <w:top w:w="80" w:type="dxa"/>
-              <w:bottom w:w="80" w:type="dxa"/>
-              <w:left w:w="150" w:type="dxa"/>
-              <w:right w:w="150" w:type="dxa"/>
-            </w:tcMar>
-          </w:tcPr>
-          <w:p>
-            <w:r>
-              <w:rPr>
-                <w:color w:val="718096"/>
-                <w:sz w:val="19"/>
-              </w:rPr>
-              <w:t>Asymptotes &amp; Geometry</w:t>
+              <w:t>Conics</w:t>
             </w:r>
           </w:p>
         </w:tc>
@@ -417,7 +330,7 @@
                 <w:color w:val="1A365D"/>
                 <w:sz w:val="19"/>
               </w:rPr>
-              <w:t>Asymptotes, Rectangular Hyperbola &amp; Conjugate</w:t>
+              <w:t>Hyperbola: Eccentricity, Foci &amp; Rectangular Hyperbola</w:t>
             </w:r>
           </w:p>
         </w:tc>
@@ -439,53 +352,7 @@
                 <w:color w:val="2D3748"/>
                 <w:sz w:val="19"/>
               </w:rPr>
-              <w:t>e = \sqrt{1 + \frac{b^2}{a^2}}, \quad \text{LR} = \frac{2b^2}{a}, \quad \text{Tangent: } y = mx \pm \sqrt{a^2 m^2 - b^2}, \quad \text{Rectangular: } xy = c^2 \implies e = \sqrt{2}</w:t>
-            </w:r>
-          </w:p>
-        </w:tc>
-      </w:tr>
-      <w:tr>
-        <w:tc>
-          <w:tcPr>
-            <w:tcW w:type="dxa" w:w="3600"/>
-            <w:shd w:fill="FFFFFF"/>
-            <w:tcMar>
-              <w:top w:w="100" w:type="dxa"/>
-              <w:bottom w:w="100" w:type="dxa"/>
-              <w:left w:w="150" w:type="dxa"/>
-              <w:right w:w="150" w:type="dxa"/>
-            </w:tcMar>
-          </w:tcPr>
-          <w:p>
-            <w:r>
-              <w:rPr>
-                <w:b/>
-                <w:color w:val="1A365D"/>
-                <w:sz w:val="19"/>
-              </w:rPr>
-              <w:t>Rectangular Hyperbola &amp; Asymptotes</w:t>
-            </w:r>
-          </w:p>
-        </w:tc>
-        <w:tc>
-          <w:tcPr>
-            <w:tcW w:type="dxa" w:w="6480"/>
-            <w:shd w:fill="FFFFFF"/>
-            <w:tcMar>
-              <w:top w:w="100" w:type="dxa"/>
-              <w:bottom w:w="100" w:type="dxa"/>
-              <w:left w:w="150" w:type="dxa"/>
-              <w:right w:w="150" w:type="dxa"/>
-            </w:tcMar>
-          </w:tcPr>
-          <w:p>
-            <w:r>
-              <w:rPr>
-                <w:rFonts w:ascii="Cambria Math" w:hAnsi="Cambria Math"/>
-                <w:color w:val="2D3748"/>
-                <w:sz w:val="19"/>
-              </w:rPr>
-              <w:t>\text{Asymptotes: } \frac{x^2}{a^2} - \frac{y^2}{b^2} = 0 \implies y = \pm \frac{b}{a}x, \quad \text{Rectangular: } a = b \iff e = \sqrt{2}, \quad xy = c^2 \implies (ct, c/t)</w:t>
+              <w:t>e = \sqrt{1 + \frac{b^2}{a^2}} &gt; 1, \quad \text{Rectangular Hyperbola: } e = \sqrt{2}, \quad |SP - S'P| = 2a</w:t>
             </w:r>
           </w:p>
         </w:tc>
@@ -517,7 +384,7 @@
           <w:color w:val="2B6CB0"/>
           <w:sz w:val="24"/>
         </w:rPr>
-        <w:t>3.1 Asymptotes, Rectangular Hyperbola &amp; Conjugate (Moderate Yield — 3 PYQs)</w:t>
+        <w:t>3.1 Hyperbola: Eccentricity, Foci &amp; Rectangular Hyperbola (Moderate Yield — 3 PYQs)</w:t>
       </w:r>
     </w:p>
     <w:p>
@@ -532,7 +399,7 @@
         <w:rPr>
           <w:sz w:val="20"/>
         </w:rPr>
-        <w:t>Focal distance difference property |SP - S'P| = 2a, eccentricity e &gt; 1, asymptotes y = ± (b / a)x, and rectangular hyperbola.</w:t>
+        <w:t>Standard hyperbola (x^2 / a^2) - (y^2 / b^2) = 1: Eccentricity e = √(1 + b^2/a^2) &gt; 1. Foci (± ae, 0), Directrices x = ± a/e, Length of latus rectum = (2b^2 / a). Rectangular (equilateral) hyperbola x^2 - y^2 = a^2 or xy = c^2 has eccentricity e = √(2) and mutually perpendicular asymptotes.</w:t>
       </w:r>
     </w:p>
     <w:tbl>
@@ -570,7 +437,7 @@
                 <w:color w:val="2D3748"/>
                 <w:sz w:val="19"/>
               </w:rPr>
-              <w:t>For the conjugate hyperbola -(x^2 / a^2) + (y^2 / b^2) = 1, eccentricity is e' = √(1 + a^2/b^2), and (1 / e^2) + (1 / e'^2) = 1.</w:t>
+              <w:t>Eccentricity of a rectangular hyperbola is ALWAYS √(2), independent of the value of a or c!</w:t>
             </w:r>
           </w:p>
         </w:tc>
@@ -611,7 +478,7 @@
                 <w:color w:val="2D3748"/>
                 <w:sz w:val="19"/>
               </w:rPr>
-              <w:t>The eccentricity of ANY rectangular hyperbola (a = b or xy = c^2) is always uniquely equal to √(2).</w:t>
+              <w:t>Relation between eccentricities of a hyperbola (e_1) and its conjugate hyperbola (e_2): (1 / e_1^2) + (1 / e_2^2) = 1.</w:t>
             </w:r>
           </w:p>
         </w:tc>
@@ -695,187 +562,6 @@
           <w:sz w:val="18"/>
         </w:rPr>
         <w:t xml:space="preserve">[2018 Shift] Q#3 (MCQ): </w:t>
-      </w:r>
-      <w:r>
-        <w:rPr>
-          <w:sz w:val="18"/>
-        </w:rPr>
-        <w:t xml:space="preserve">"The distance between the foci of a hyperbola is 16 and its eccentricity is √(2) . Its equation is..."  </w:t>
-      </w:r>
-      <w:r>
-        <w:rPr>
-          <w:b/>
-          <w:color w:val="2B6CB0"/>
-          <w:sz w:val="18"/>
-        </w:rPr>
-        <w:t>[Ans: N/A]</w:t>
-      </w:r>
-    </w:p>
-    <w:p>
-      <w:pPr>
-        <w:spacing w:after="120"/>
-      </w:pPr>
-    </w:p>
-    <w:p>
-      <w:pPr>
-        <w:pStyle w:val="Heading2"/>
-      </w:pPr>
-      <w:r>
-        <w:rPr>
-          <w:color w:val="2B6CB0"/>
-          <w:sz w:val="24"/>
-        </w:rPr>
-        <w:t>3.2 Rectangular Hyperbola &amp; Asymptotes (Standard Yield — 0 PYQs)</w:t>
-      </w:r>
-    </w:p>
-    <w:p>
-      <w:r>
-        <w:rPr>
-          <w:b/>
-          <w:sz w:val="20"/>
-        </w:rPr>
-        <w:t xml:space="preserve">Core Principle: </w:t>
-      </w:r>
-      <w:r>
-        <w:rPr>
-          <w:sz w:val="20"/>
-        </w:rPr>
-        <w:t>Equations and properties of asymptotes, angle between asymptotes 2 an^-1(b/a), and parametric properties of xy = c^2.</w:t>
-      </w:r>
-    </w:p>
-    <w:tbl>
-      <w:tblPr>
-        <w:tblW w:type="auto" w:w="0"/>
-        <w:jc w:val="center"/>
-        <w:tblLook w:firstColumn="1" w:firstRow="1" w:lastColumn="0" w:lastRow="0" w:noHBand="0" w:noVBand="1" w:val="04A0"/>
-      </w:tblPr>
-      <w:tblGrid>
-        <w:gridCol w:w="10080"/>
-      </w:tblGrid>
-      <w:tr>
-        <w:tc>
-          <w:tcPr>
-            <w:tcW w:type="dxa" w:w="10080"/>
-            <w:shd w:fill="FFF5F5"/>
-            <w:tcMar>
-              <w:top w:w="100" w:type="dxa"/>
-              <w:bottom w:w="100" w:type="dxa"/>
-              <w:left w:w="150" w:type="dxa"/>
-              <w:right w:w="150" w:type="dxa"/>
-            </w:tcMar>
-          </w:tcPr>
-          <w:p>
-            <w:r>
-              <w:rPr>
-                <w:b/>
-                <w:color w:val="C53030"/>
-                <w:sz w:val="19"/>
-              </w:rPr>
-              <w:t xml:space="preserve">⚠️ Common Trap / JEE Pitfall: </w:t>
-            </w:r>
-            <w:r>
-              <w:rPr>
-                <w:color w:val="2D3748"/>
-                <w:sz w:val="19"/>
-              </w:rPr>
-              <w:t>The asymptotes of a hyperbola pass through its CENTER and are parallel to the conjugate hyperbola's asymptotes.</w:t>
-            </w:r>
-          </w:p>
-        </w:tc>
-      </w:tr>
-    </w:tbl>
-    <w:tbl>
-      <w:tblPr>
-        <w:tblW w:type="auto" w:w="0"/>
-        <w:jc w:val="center"/>
-        <w:tblLook w:firstColumn="1" w:firstRow="1" w:lastColumn="0" w:lastRow="0" w:noHBand="0" w:noVBand="1" w:val="04A0"/>
-      </w:tblPr>
-      <w:tblGrid>
-        <w:gridCol w:w="10080"/>
-      </w:tblGrid>
-      <w:tr>
-        <w:tc>
-          <w:tcPr>
-            <w:tcW w:type="dxa" w:w="10080"/>
-            <w:shd w:fill="F0FFF4"/>
-            <w:tcMar>
-              <w:top w:w="100" w:type="dxa"/>
-              <w:bottom w:w="100" w:type="dxa"/>
-              <w:left w:w="150" w:type="dxa"/>
-              <w:right w:w="150" w:type="dxa"/>
-            </w:tcMar>
-          </w:tcPr>
-          <w:p>
-            <w:r>
-              <w:rPr>
-                <w:b/>
-                <w:color w:val="276749"/>
-                <w:sz w:val="19"/>
-              </w:rPr>
-              <w:t xml:space="preserve">💡 Speed Hack / Trick: </w:t>
-            </w:r>
-            <w:r>
-              <w:rPr>
-                <w:color w:val="2D3748"/>
-                <w:sz w:val="19"/>
-              </w:rPr>
-              <w:t>Tangent to rectangular hyperbola xy = c^2 at (ct, c/t) is racxt + yt = 2c.</w:t>
-            </w:r>
-          </w:p>
-        </w:tc>
-      </w:tr>
-    </w:tbl>
-    <w:p>
-      <w:pPr>
-        <w:spacing w:before="120" w:after="40"/>
-      </w:pPr>
-      <w:r>
-        <w:rPr>
-          <w:b/>
-          <w:color w:val="1A365D"/>
-          <w:sz w:val="19"/>
-        </w:rPr>
-        <w:t>Source PYQs testing this concept:</w:t>
-      </w:r>
-    </w:p>
-    <w:p>
-      <w:pPr>
-        <w:pStyle w:val="ListBullet"/>
-        <w:spacing w:after="40"/>
-      </w:pPr>
-      <w:r>
-        <w:rPr>
-          <w:b/>
-          <w:sz w:val="18"/>
-        </w:rPr>
-        <w:t xml:space="preserve">[2026 Shift] Q#1 (MCQ): </w:t>
-      </w:r>
-      <w:r>
-        <w:rPr>
-          <w:sz w:val="18"/>
-        </w:rPr>
-        <w:t xml:space="preserve">"In the figure Statement-I: When α&gt;β ≥ 0 , the section is hyperbola Statement-II: When β&gt;90° , the section is ellip..."  </w:t>
-      </w:r>
-      <w:r>
-        <w:rPr>
-          <w:b/>
-          <w:color w:val="2B6CB0"/>
-          <w:sz w:val="18"/>
-        </w:rPr>
-        <w:t>[Ans: N/A]</w:t>
-      </w:r>
-    </w:p>
-    <w:p>
-      <w:pPr>
-        <w:pStyle w:val="ListBullet"/>
-        <w:spacing w:after="40"/>
-      </w:pPr>
-      <w:r>
-        <w:rPr>
-          <w:b/>
-          <w:sz w:val="18"/>
-        </w:rPr>
-        <w:t xml:space="preserve">[2023 Shift] Q#2 (MCQ): </w:t>
       </w:r>
       <w:r>
         <w:rPr>
